--- a/skills/draft-legal-docs/templates/所函.docx
+++ b/skills/draft-legal-docs/templates/所函.docx
@@ -1,557 +1,557 @@
 
 <file path=word/document.xml><?xml version="1.0" encoding="utf-8"?>
-<w:document xmlns:wpc="http://schemas.microsoft.com/office/word/2010/wordprocessingCanvas" xmlns:mc="http://schemas.openxmlformats.org/markup-compatibility/2006" xmlns:o="urn:schemas-microsoft-com:office:office" xmlns:r="http://schemas.openxmlformats.org/officeDocument/2006/relationships" xmlns:m="http://schemas.openxmlformats.org/officeDocument/2006/math" xmlns:v="urn:schemas-microsoft-com:vml" xmlns:wp14="http://schemas.microsoft.com/office/word/2010/wordprocessingDrawing" xmlns:wp="http://schemas.openxmlformats.org/drawingml/2006/wordprocessingDrawing" xmlns:w="http://schemas.openxmlformats.org/wordprocessingml/2006/main" xmlns:w14="http://schemas.microsoft.com/office/word/2010/wordml" xmlns:w10="urn:schemas-microsoft-com:office:word" xmlns:w15="http://schemas.microsoft.com/office/word/2012/wordml" xmlns:wpg="http://schemas.microsoft.com/office/word/2010/wordprocessingGroup" xmlns:wpi="http://schemas.microsoft.com/office/word/2010/wordprocessingInk" xmlns:wne="http://schemas.microsoft.com/office/word/2006/wordml" xmlns:wps="http://schemas.microsoft.com/office/word/2010/wordprocessingShape" xmlns:wpsCustomData="http://www.wps.cn/officeDocument/2013/wpsCustomData" mc:Ignorable="w14 w15 wp14">
-  <w:body>
-    <w:p>
-      <w:pPr>
-        <w:spacing w:line="500" w:lineRule="exact"/>
-        <w:jc w:val="center"/>
-        <w:rPr>
-          <w:rFonts w:hint="eastAsia" w:ascii="楷体" w:hAnsi="楷体" w:eastAsia="楷体"/>
-          <w:b/>
-          <w:spacing w:val="20"/>
-          <w:sz w:val="32"/>
-        </w:rPr>
-      </w:pPr>
-    </w:p>
-    <w:p>
-      <w:pPr>
-        <w:spacing w:line="500" w:lineRule="exact"/>
-        <w:jc w:val="center"/>
-        <w:rPr>
-          <w:rFonts w:hint="eastAsia" w:ascii="楷体" w:hAnsi="楷体" w:eastAsia="楷体"/>
-          <w:b/>
-          <w:sz w:val="32"/>
-        </w:rPr>
-      </w:pPr>
-      <w:r>
-        <w:rPr>
-          <w:rFonts w:hint="eastAsia" w:ascii="楷体" w:hAnsi="楷体" w:eastAsia="楷体"/>
-          <w:b/>
-          <w:spacing w:val="20"/>
-          <w:sz w:val="32"/>
-        </w:rPr>
-        <w:t>上海</w:t>
-      </w:r>
-      <w:r>
-        <w:rPr>
-          <w:rFonts w:hint="eastAsia" w:ascii="楷体" w:hAnsi="楷体" w:eastAsia="楷体"/>
-          <w:b/>
-          <w:spacing w:val="20"/>
-          <w:sz w:val="32"/>
-          <w:lang w:val="en-US" w:eastAsia="zh-CN"/>
-        </w:rPr>
-        <w:t>申</w:t>
-      </w:r>
-      <w:r>
-        <w:rPr>
-          <w:rFonts w:hint="eastAsia" w:ascii="楷体" w:hAnsi="楷体" w:eastAsia="楷体"/>
-          <w:b/>
-          <w:spacing w:val="20"/>
-          <w:sz w:val="32"/>
-          <w:lang w:val="en-US" w:eastAsia="zh-CN"/>
-        </w:rPr>
-        <w:t>沪</w:t>
-      </w:r>
-      <w:r>
-        <w:rPr>
-          <w:rFonts w:hint="eastAsia" w:ascii="楷体" w:hAnsi="楷体" w:eastAsia="楷体"/>
-          <w:b/>
-          <w:spacing w:val="20"/>
-          <w:sz w:val="32"/>
-        </w:rPr>
-        <w:t>律师事务所  函</w:t>
-      </w:r>
-    </w:p>
-    <w:p>
-      <w:pPr>
-        <w:wordWrap w:val="0"/>
-        <w:spacing w:line="500" w:lineRule="exact"/>
-        <w:jc w:val="right"/>
-        <w:rPr>
-          <w:rFonts w:hint="eastAsia" w:ascii="楷体" w:hAnsi="楷体" w:eastAsia="楷体"/>
-        </w:rPr>
-      </w:pPr>
-      <w:r>
-        <w:rPr>
-          <w:rFonts w:hint="eastAsia" w:ascii="楷体" w:hAnsi="楷体" w:eastAsia="楷体"/>
-        </w:rPr>
-        <w:t>（</w:t>
-      </w:r>
-      <w:r>
-        <w:rPr>
-          <w:rFonts w:hint="eastAsia" w:ascii="楷体" w:hAnsi="楷体" w:eastAsia="楷体"/>
-          <w:lang w:val="en-US" w:eastAsia="zh-CN"/>
-        </w:rPr>
-        <w:t>[本年度]</w:t>
-      </w:r>
-      <w:r>
-        <w:rPr>
-          <w:rFonts w:hint="eastAsia" w:ascii="楷体" w:hAnsi="楷体" w:eastAsia="楷体"/>
-        </w:rPr>
-        <w:t>）沪</w:t>
-      </w:r>
-      <w:r>
-        <w:rPr>
-          <w:rFonts w:hint="eastAsia" w:ascii="楷体" w:hAnsi="楷体" w:eastAsia="楷体"/>
-          <w:lang w:val="en-US" w:eastAsia="zh-CN"/>
-        </w:rPr>
-        <w:t>申沪</w:t>
-      </w:r>
-      <w:r>
-        <w:rPr>
-          <w:rFonts w:hint="eastAsia" w:ascii="楷体" w:hAnsi="楷体" w:eastAsia="楷体"/>
-        </w:rPr>
-        <w:t>律民字第     号</w:t>
-      </w:r>
-    </w:p>
-    <w:p>
-      <w:pPr>
-        <w:wordWrap w:val="0"/>
-        <w:spacing w:line="420" w:lineRule="exact"/>
-        <w:jc w:val="right"/>
-        <w:rPr>
-          <w:rFonts w:hint="eastAsia" w:ascii="楷体" w:hAnsi="楷体" w:eastAsia="楷体"/>
-          <w:sz w:val="24"/>
-          <w:lang w:val="en-US" w:eastAsia="zh-CN"/>
-        </w:rPr>
-      </w:pPr>
-      <w:r>
-        <w:rPr>
-          <w:rFonts w:hint="eastAsia" w:ascii="楷体" w:hAnsi="楷体" w:eastAsia="楷体"/>
-          <w:sz w:val="24"/>
-          <w:lang w:val="en-US" w:eastAsia="zh-CN"/>
-        </w:rPr>
-        <w:t xml:space="preserve"> </w:t>
-      </w:r>
-    </w:p>
-    <w:p>
-      <w:pPr>
-        <w:spacing w:line="360" w:lineRule="auto"/>
-        <w:rPr>
-          <w:rFonts w:hint="eastAsia" w:ascii="楷体" w:hAnsi="楷体" w:eastAsia="楷体"/>
-          <w:b/>
-          <w:sz w:val="28"/>
-        </w:rPr>
-      </w:pPr>
-      <w:r>
-        <w:rPr>
-          <w:rFonts w:hint="eastAsia" w:ascii="楷体" w:hAnsi="楷体" w:eastAsia="楷体"/>
-          <w:b/>
-          <w:sz w:val="28"/>
-          <w:u w:val="single"/>
-          <w:lang w:val="en-US" w:eastAsia="zh-CN"/>
-        </w:rPr>
-        <w:t xml:space="preserve"> [管辖地]人民法院</w:t>
-      </w:r>
-      <w:r>
-        <w:rPr>
-          <w:rFonts w:hint="eastAsia" w:ascii="楷体" w:hAnsi="楷体" w:eastAsia="楷体"/>
-          <w:b/>
-          <w:sz w:val="28"/>
-        </w:rPr>
-        <w:t>：</w:t>
-      </w:r>
-    </w:p>
-    <w:p>
-      <w:pPr>
-        <w:spacing w:line="360" w:lineRule="auto"/>
-        <w:ind w:left="80" w:leftChars="38" w:firstLine="610" w:firstLineChars="218"/>
-        <w:rPr>
-          <w:rFonts w:hint="eastAsia" w:ascii="楷体" w:hAnsi="楷体" w:eastAsia="楷体"/>
-          <w:sz w:val="28"/>
-        </w:rPr>
-      </w:pPr>
-    </w:p>
-    <w:p>
-      <w:pPr>
-        <w:spacing w:line="360" w:lineRule="auto"/>
-        <w:ind w:left="279" w:leftChars="133" w:firstLine="560" w:firstLineChars="200"/>
-        <w:rPr>
-          <w:rFonts w:hint="eastAsia" w:ascii="楷体" w:hAnsi="楷体" w:eastAsia="楷体"/>
-          <w:sz w:val="28"/>
-          <w:szCs w:val="28"/>
-          <w:u w:val="single"/>
-        </w:rPr>
-      </w:pPr>
-      <w:r>
-        <w:rPr>
-          <w:rFonts w:hint="eastAsia" w:ascii="楷体" w:hAnsi="楷体" w:eastAsia="楷体"/>
-          <w:sz w:val="28"/>
-          <w:szCs w:val="28"/>
-        </w:rPr>
-        <w:t>你院受理的</w:t>
-      </w:r>
-      <w:r>
-        <w:rPr>
-          <w:rFonts w:hint="eastAsia" w:ascii="楷体" w:hAnsi="楷体" w:eastAsia="楷体"/>
-          <w:sz w:val="28"/>
-          <w:szCs w:val="28"/>
-          <w:u w:val="single"/>
-          <w:lang w:val="en-US" w:eastAsia="zh-CN"/>
-        </w:rPr>
-        <w:t xml:space="preserve"> [我方当事人（可多个）] </w:t>
-      </w:r>
-      <w:r>
-        <w:rPr>
-          <w:rFonts w:hint="eastAsia" w:ascii="楷体" w:hAnsi="楷体" w:eastAsia="楷体"/>
-          <w:sz w:val="28"/>
-          <w:szCs w:val="28"/>
-        </w:rPr>
-        <w:t>与</w:t>
-      </w:r>
-      <w:r>
-        <w:rPr>
-          <w:rFonts w:hint="eastAsia" w:ascii="楷体" w:hAnsi="楷体" w:eastAsia="楷体"/>
-          <w:sz w:val="28"/>
-          <w:szCs w:val="28"/>
-          <w:u w:val="single"/>
-          <w:lang w:val="en-US" w:eastAsia="zh-CN"/>
-        </w:rPr>
-        <w:t xml:space="preserve"> [对象1][对象2（如有）] </w:t>
-      </w:r>
-      <w:r>
-        <w:rPr>
-          <w:rFonts w:hint="eastAsia" w:ascii="楷体" w:hAnsi="楷体" w:eastAsia="楷体"/>
-          <w:sz w:val="28"/>
-          <w:szCs w:val="28"/>
-        </w:rPr>
-        <w:t>关于</w:t>
-      </w:r>
-      <w:r>
-        <w:rPr>
-          <w:rFonts w:hint="eastAsia" w:ascii="楷体" w:hAnsi="楷体" w:eastAsia="楷体"/>
-          <w:sz w:val="28"/>
-          <w:szCs w:val="28"/>
-          <w:u w:val="single"/>
-          <w:lang w:val="en-US" w:eastAsia="zh-CN"/>
-        </w:rPr>
-        <w:t xml:space="preserve"> [案由] </w:t>
-      </w:r>
-      <w:r>
-        <w:rPr>
-          <w:rFonts w:hint="eastAsia" w:ascii="楷体" w:hAnsi="楷体" w:eastAsia="楷体" w:cs="宋体"/>
-          <w:kern w:val="0"/>
-          <w:sz w:val="28"/>
-          <w:szCs w:val="28"/>
-        </w:rPr>
-        <w:t>一案</w:t>
-      </w:r>
-      <w:r>
-        <w:rPr>
-          <w:rFonts w:hint="eastAsia" w:ascii="楷体" w:hAnsi="楷体" w:eastAsia="楷体" w:cs="宋体"/>
-          <w:kern w:val="0"/>
-          <w:sz w:val="28"/>
-          <w:szCs w:val="28"/>
-          <w:lang w:eastAsia="zh-CN"/>
-        </w:rPr>
-        <w:t>（</w:t>
-      </w:r>
-      <w:r>
-        <w:rPr>
-          <w:rFonts w:hint="eastAsia" w:ascii="楷体" w:hAnsi="楷体" w:eastAsia="楷体" w:cs="宋体"/>
-          <w:kern w:val="0"/>
-          <w:sz w:val="28"/>
-          <w:szCs w:val="28"/>
-          <w:lang w:val="en-US" w:eastAsia="zh-CN"/>
-        </w:rPr>
-        <w:t xml:space="preserve"> [委托阶段：如民事一审、民事二审、申请再审、申请强制执行、特别程序] </w:t>
-      </w:r>
-      <w:r>
-        <w:rPr>
-          <w:rFonts w:hint="eastAsia" w:ascii="楷体" w:hAnsi="楷体" w:eastAsia="楷体" w:cs="宋体"/>
-          <w:kern w:val="0"/>
-          <w:sz w:val="28"/>
-          <w:szCs w:val="28"/>
-          <w:lang w:eastAsia="zh-CN"/>
-        </w:rPr>
-        <w:t>）</w:t>
-      </w:r>
-      <w:r>
-        <w:rPr>
-          <w:rFonts w:hint="eastAsia" w:ascii="楷体" w:hAnsi="楷体" w:eastAsia="楷体"/>
-          <w:sz w:val="28"/>
-          <w:szCs w:val="28"/>
-        </w:rPr>
-        <w:t>，现</w:t>
-      </w:r>
-      <w:r>
-        <w:rPr>
-          <w:rFonts w:hint="eastAsia" w:ascii="楷体" w:hAnsi="楷体" w:eastAsia="楷体"/>
-          <w:sz w:val="28"/>
-          <w:szCs w:val="28"/>
-          <w:u w:val="single"/>
-        </w:rPr>
-        <w:t xml:space="preserve"> </w:t>
-      </w:r>
-      <w:r>
-        <w:rPr>
-          <w:rFonts w:hint="eastAsia" w:ascii="楷体" w:hAnsi="楷体" w:eastAsia="楷体"/>
-          <w:sz w:val="28"/>
-          <w:szCs w:val="28"/>
-          <w:u w:val="single"/>
-          <w:lang w:val="en-US" w:eastAsia="zh-CN"/>
-        </w:rPr>
-        <w:t>[我方当事人（可多个）]</w:t>
-      </w:r>
-      <w:r>
-        <w:rPr>
-          <w:rFonts w:hint="eastAsia" w:ascii="楷体" w:hAnsi="楷体" w:eastAsia="楷体"/>
-          <w:sz w:val="28"/>
-          <w:szCs w:val="28"/>
-          <w:u w:val="single"/>
-        </w:rPr>
-        <w:t xml:space="preserve"> </w:t>
-      </w:r>
-      <w:r>
-        <w:rPr>
-          <w:rFonts w:hint="eastAsia" w:ascii="楷体" w:hAnsi="楷体" w:eastAsia="楷体"/>
-          <w:sz w:val="28"/>
-          <w:szCs w:val="28"/>
-        </w:rPr>
-        <w:t>已委托本所</w:t>
-      </w:r>
-      <w:r>
-        <w:rPr>
-          <w:rFonts w:hint="eastAsia" w:ascii="楷体" w:hAnsi="楷体" w:eastAsia="楷体"/>
-          <w:sz w:val="28"/>
-          <w:szCs w:val="28"/>
-          <w:u w:val="single"/>
-          <w:lang w:val="en-US" w:eastAsia="zh-CN"/>
-        </w:rPr>
-        <w:t xml:space="preserve">       杜重阳 </w:t>
-      </w:r>
-      <w:r>
-        <w:rPr>
-          <w:rFonts w:hint="eastAsia" w:ascii="楷体" w:hAnsi="楷体" w:eastAsia="楷体"/>
-          <w:sz w:val="28"/>
-          <w:szCs w:val="28"/>
-          <w:lang w:val="en-US" w:eastAsia="zh-CN"/>
-        </w:rPr>
-        <w:t>律师为</w:t>
-      </w:r>
-      <w:r>
-        <w:rPr>
-          <w:rFonts w:hint="eastAsia" w:ascii="楷体" w:hAnsi="楷体" w:eastAsia="楷体"/>
-          <w:sz w:val="28"/>
-          <w:szCs w:val="28"/>
-        </w:rPr>
-        <w:t>其代理人。</w:t>
-      </w:r>
-    </w:p>
-    <w:p>
-      <w:pPr>
-        <w:spacing w:line="360" w:lineRule="auto"/>
-        <w:ind w:firstLine="555"/>
-        <w:rPr>
-          <w:rFonts w:hint="eastAsia" w:ascii="楷体" w:hAnsi="楷体" w:eastAsia="楷体"/>
-          <w:sz w:val="28"/>
-        </w:rPr>
-      </w:pPr>
-      <w:r>
-        <w:rPr>
-          <w:rFonts w:hint="eastAsia" w:ascii="楷体" w:hAnsi="楷体" w:eastAsia="楷体"/>
-          <w:sz w:val="28"/>
-        </w:rPr>
-        <w:t>特此函告。</w:t>
-      </w:r>
-    </w:p>
-    <w:p>
-      <w:pPr>
-        <w:spacing w:line="700" w:lineRule="exact"/>
-        <w:rPr>
-          <w:rFonts w:hint="eastAsia" w:ascii="楷体" w:hAnsi="楷体" w:eastAsia="楷体"/>
-          <w:sz w:val="28"/>
-        </w:rPr>
-      </w:pPr>
-      <w:r>
-        <w:rPr>
-          <w:rFonts w:hint="eastAsia" w:ascii="楷体" w:hAnsi="楷体" w:eastAsia="楷体"/>
-          <w:sz w:val="28"/>
-        </w:rPr>
-        <w:t xml:space="preserve">    此致</w:t>
-      </w:r>
-    </w:p>
-    <w:p>
-      <w:pPr>
-        <w:spacing w:line="600" w:lineRule="exact"/>
-        <w:ind w:firstLine="560" w:firstLineChars="200"/>
-        <w:rPr>
-          <w:rFonts w:hint="eastAsia" w:ascii="楷体" w:hAnsi="楷体" w:eastAsia="楷体"/>
-          <w:sz w:val="28"/>
-        </w:rPr>
-      </w:pPr>
-      <w:r>
-        <w:rPr>
-          <w:rFonts w:hint="eastAsia" w:ascii="楷体" w:hAnsi="楷体" w:eastAsia="楷体"/>
-          <w:sz w:val="28"/>
-        </w:rPr>
-        <w:t>敬礼！</w:t>
-      </w:r>
-    </w:p>
-    <w:p>
-      <w:pPr>
-        <w:rPr>
-          <w:rFonts w:hint="eastAsia" w:ascii="楷体" w:hAnsi="楷体" w:eastAsia="楷体"/>
-        </w:rPr>
-      </w:pPr>
-    </w:p>
-    <w:p>
-      <w:pPr>
-        <w:spacing w:line="440" w:lineRule="exact"/>
-        <w:jc w:val="right"/>
-        <w:rPr>
-          <w:rFonts w:hint="eastAsia" w:ascii="楷体" w:hAnsi="楷体" w:eastAsia="楷体"/>
-          <w:spacing w:val="20"/>
-          <w:sz w:val="24"/>
-        </w:rPr>
-      </w:pPr>
-      <w:r>
-        <w:rPr>
-          <w:rFonts w:hint="eastAsia" w:ascii="楷体" w:hAnsi="楷体" w:eastAsia="楷体"/>
-          <w:b/>
-          <w:spacing w:val="20"/>
-          <w:sz w:val="28"/>
-        </w:rPr>
-        <w:t>上海</w:t>
-      </w:r>
-      <w:r>
-        <w:rPr>
-          <w:rFonts w:hint="eastAsia" w:ascii="楷体" w:hAnsi="楷体" w:eastAsia="楷体"/>
-          <w:b/>
-          <w:spacing w:val="20"/>
-          <w:sz w:val="28"/>
-          <w:lang w:val="en-US" w:eastAsia="zh-CN"/>
-        </w:rPr>
-        <w:t>申</w:t>
-      </w:r>
-      <w:r>
-        <w:rPr>
-          <w:rFonts w:hint="eastAsia" w:ascii="楷体" w:hAnsi="楷体" w:eastAsia="楷体"/>
-          <w:b/>
-          <w:spacing w:val="20"/>
-          <w:sz w:val="28"/>
-          <w:lang w:val="en-US" w:eastAsia="zh-CN"/>
-        </w:rPr>
-        <w:t>沪</w:t>
-      </w:r>
-      <w:r>
-        <w:rPr>
-          <w:rFonts w:hint="eastAsia" w:ascii="楷体" w:hAnsi="楷体" w:eastAsia="楷体"/>
-          <w:b/>
-          <w:spacing w:val="20"/>
-          <w:sz w:val="28"/>
-        </w:rPr>
-        <w:t>律师事务所</w:t>
-      </w:r>
-      <w:r>
-        <w:rPr>
-          <w:rFonts w:hint="eastAsia" w:ascii="楷体" w:hAnsi="楷体" w:eastAsia="楷体"/>
-          <w:spacing w:val="20"/>
-          <w:szCs w:val="21"/>
-        </w:rPr>
-        <w:t>（章）</w:t>
-      </w:r>
-    </w:p>
-    <w:p>
-      <w:pPr>
-        <w:spacing w:line="440" w:lineRule="exact"/>
-        <w:ind w:left="6160" w:hanging="6160" w:hangingChars="2200"/>
-        <w:rPr>
-          <w:rFonts w:hint="eastAsia" w:ascii="楷体" w:hAnsi="楷体" w:eastAsia="楷体"/>
-          <w:sz w:val="28"/>
-        </w:rPr>
-      </w:pPr>
-      <w:r>
-        <w:rPr>
-          <w:rFonts w:hint="eastAsia" w:ascii="楷体" w:hAnsi="楷体" w:eastAsia="楷体"/>
-          <w:sz w:val="28"/>
-        </w:rPr>
-        <w:t xml:space="preserve">                                                         </w:t>
-      </w:r>
-    </w:p>
-    <w:p>
-      <w:pPr>
-        <w:wordWrap w:val="0"/>
-        <w:spacing w:line="700" w:lineRule="exact"/>
-        <w:jc w:val="right"/>
-        <w:rPr>
-          <w:rFonts w:hint="eastAsia" w:ascii="楷体" w:hAnsi="楷体" w:eastAsia="楷体"/>
-          <w:sz w:val="28"/>
-        </w:rPr>
-      </w:pPr>
-      <w:r>
-        <w:rPr>
-          <w:rFonts w:hint="eastAsia" w:ascii="楷体" w:hAnsi="楷体" w:eastAsia="楷体"/>
-          <w:sz w:val="28"/>
-          <w:lang w:val="en-US" w:eastAsia="zh-CN"/>
-        </w:rPr>
-        <w:t xml:space="preserve"> </w:t>
-      </w:r>
-      <w:r>
-        <w:rPr>
-          <w:rFonts w:hint="eastAsia" w:ascii="楷体" w:hAnsi="楷体" w:eastAsia="楷体"/>
-          <w:sz w:val="28"/>
-        </w:rPr>
-        <w:t>年</w:t>
-      </w:r>
-      <w:r>
-        <w:rPr>
-          <w:rFonts w:hint="eastAsia" w:ascii="楷体" w:hAnsi="楷体" w:eastAsia="楷体"/>
-          <w:sz w:val="28"/>
-          <w:lang w:val="en-US" w:eastAsia="zh-CN"/>
-        </w:rPr>
-        <w:t xml:space="preserve">  </w:t>
-      </w:r>
-      <w:r>
-        <w:rPr>
-          <w:rFonts w:hint="eastAsia" w:ascii="楷体" w:hAnsi="楷体" w:eastAsia="楷体"/>
-          <w:sz w:val="28"/>
-        </w:rPr>
-        <w:t>月</w:t>
-      </w:r>
-      <w:r>
-        <w:rPr>
-          <w:rFonts w:hint="eastAsia" w:ascii="楷体" w:hAnsi="楷体" w:eastAsia="楷体"/>
-          <w:sz w:val="28"/>
-          <w:lang w:val="en-US" w:eastAsia="zh-CN"/>
-        </w:rPr>
-        <w:t xml:space="preserve">  </w:t>
-      </w:r>
-      <w:bookmarkStart w:id="0" w:name="_GoBack"/>
-      <w:bookmarkEnd w:id="0"/>
-      <w:r>
-        <w:rPr>
-          <w:rFonts w:hint="eastAsia" w:ascii="楷体" w:hAnsi="楷体" w:eastAsia="楷体"/>
-          <w:sz w:val="28"/>
-        </w:rPr>
-        <w:t xml:space="preserve">日 </w:t>
-      </w:r>
-    </w:p>
-    <w:p>
-      <w:pPr>
-        <w:ind w:firstLine="560" w:firstLineChars="200"/>
-        <w:rPr>
-          <w:rFonts w:hint="default" w:ascii="楷体" w:hAnsi="楷体" w:eastAsia="楷体"/>
-          <w:sz w:val="28"/>
-          <w:lang w:val="en-US" w:eastAsia="zh-CN"/>
-        </w:rPr>
-      </w:pPr>
-    </w:p>
-    <w:sectPr>
-      <w:headerReference r:id="rId5" w:type="first"/>
-      <w:footerReference r:id="rId8" w:type="first"/>
-      <w:headerReference r:id="rId3" w:type="default"/>
-      <w:footerReference r:id="rId6" w:type="default"/>
-      <w:headerReference r:id="rId4" w:type="even"/>
-      <w:footerReference r:id="rId7" w:type="even"/>
-      <w:pgSz w:w="11906" w:h="16838"/>
-      <w:pgMar w:top="1440" w:right="1800" w:bottom="1440" w:left="1800" w:header="851" w:footer="992" w:gutter="0"/>
-      <w:cols w:space="720" w:num="1"/>
-      <w:docGrid w:type="lines" w:linePitch="312" w:charSpace="0"/>
-    </w:sectPr>
-  </w:body>
-</w:document>
+<document xmlns="http://schemas.openxmlformats.org/wordprocessingml/2006/main" xmlns:ns1="http://schemas.openxmlformats.org/markup-compatibility/2006" xmlns:ns2="http://schemas.microsoft.com/office/word/2010/wordml" xmlns:ns3="http://schemas.openxmlformats.org/officeDocument/2006/relationships" ns1:Ignorable="w14 w15 wp14">
+  <body>
+    <p ns2:paraId="067B0A97">
+      <pPr>
+        <spacing line="500" lineRule="exact"/>
+        <jc val="center"/>
+        <rPr>
+          <rFonts hint="eastAsia" ascii="楷体" hAnsi="楷体" eastAsia="楷体"/>
+          <b/>
+          <spacing val="20"/>
+          <sz val="32"/>
+        </rPr>
+      </pPr>
+    </p>
+    <p ns2:paraId="66A23C85">
+      <pPr>
+        <spacing line="500" lineRule="exact"/>
+        <jc val="center"/>
+        <rPr>
+          <rFonts hint="eastAsia" ascii="楷体" hAnsi="楷体" eastAsia="楷体"/>
+          <b/>
+          <sz val="32"/>
+        </rPr>
+      </pPr>
+      <r>
+        <rPr>
+          <rFonts hint="eastAsia" ascii="楷体" hAnsi="楷体" eastAsia="楷体"/>
+          <b/>
+          <spacing val="20"/>
+          <sz val="32"/>
+        </rPr>
+        <t>上海</t>
+      </r>
+      <r>
+        <rPr>
+          <rFonts hint="eastAsia" ascii="楷体" hAnsi="楷体" eastAsia="楷体"/>
+          <b/>
+          <spacing val="20"/>
+          <sz val="32"/>
+          <lang val="en-US" eastAsia="zh-CN"/>
+        </rPr>
+        <t>申</t>
+      </r>
+      <r>
+        <rPr>
+          <rFonts hint="eastAsia" ascii="楷体" hAnsi="楷体" eastAsia="楷体"/>
+          <b/>
+          <spacing val="20"/>
+          <sz val="32"/>
+          <lang val="en-US" eastAsia="zh-CN"/>
+        </rPr>
+        <t>沪</t>
+      </r>
+      <r>
+        <rPr>
+          <rFonts hint="eastAsia" ascii="楷体" hAnsi="楷体" eastAsia="楷体"/>
+          <b/>
+          <spacing val="20"/>
+          <sz val="32"/>
+        </rPr>
+        <t>律师事务所  函</t>
+      </r>
+    </p>
+    <p ns2:paraId="38BA20C1">
+      <pPr>
+        <wordWrap val="0"/>
+        <spacing line="500" lineRule="exact"/>
+        <jc val="right"/>
+        <rPr>
+          <rFonts hint="eastAsia" ascii="楷体" hAnsi="楷体" eastAsia="楷体"/>
+        </rPr>
+      </pPr>
+      <r>
+        <rPr>
+          <rFonts hint="eastAsia" ascii="楷体" hAnsi="楷体" eastAsia="楷体"/>
+        </rPr>
+        <t>（</t>
+      </r>
+      <r>
+        <rPr>
+          <rFonts hint="eastAsia" ascii="楷体" hAnsi="楷体" eastAsia="楷体"/>
+          <lang val="en-US" eastAsia="zh-CN"/>
+        </rPr>
+        <t>【本年度】</t>
+      </r>
+      <r>
+        <rPr>
+          <rFonts hint="eastAsia" ascii="楷体" hAnsi="楷体" eastAsia="楷体"/>
+        </rPr>
+        <t>）沪</t>
+      </r>
+      <r>
+        <rPr>
+          <rFonts hint="eastAsia" ascii="楷体" hAnsi="楷体" eastAsia="楷体"/>
+          <lang val="en-US" eastAsia="zh-CN"/>
+        </rPr>
+        <t>申沪</t>
+      </r>
+      <r>
+        <rPr>
+          <rFonts hint="eastAsia" ascii="楷体" hAnsi="楷体" eastAsia="楷体"/>
+        </rPr>
+        <t>律民字第     号</t>
+      </r>
+    </p>
+    <p ns2:paraId="20532148">
+      <pPr>
+        <wordWrap val="0"/>
+        <spacing line="420" lineRule="exact"/>
+        <jc val="right"/>
+        <rPr>
+          <rFonts hint="eastAsia" ascii="楷体" hAnsi="楷体" eastAsia="楷体"/>
+          <sz val="24"/>
+          <lang val="en-US" eastAsia="zh-CN"/>
+        </rPr>
+      </pPr>
+      <r>
+        <rPr>
+          <rFonts hint="eastAsia" ascii="楷体" hAnsi="楷体" eastAsia="楷体"/>
+          <sz val="24"/>
+          <lang val="en-US" eastAsia="zh-CN"/>
+        </rPr>
+        <t xml:space="preserve"> </t>
+      </r>
+    </p>
+    <p ns2:paraId="5DBFA440">
+      <pPr>
+        <spacing line="360" lineRule="auto"/>
+        <rPr>
+          <rFonts hint="eastAsia" ascii="楷体" hAnsi="楷体" eastAsia="楷体"/>
+          <b/>
+          <sz val="28"/>
+        </rPr>
+      </pPr>
+      <r>
+        <rPr>
+          <rFonts hint="eastAsia" ascii="楷体" hAnsi="楷体" eastAsia="楷体"/>
+          <b/>
+          <sz val="28"/>
+          <u val="single"/>
+          <lang val="en-US" eastAsia="zh-CN"/>
+        </rPr>
+        <t xml:space="preserve"> 【管辖地】人民法院</t>
+      </r>
+      <r>
+        <rPr>
+          <rFonts hint="eastAsia" ascii="楷体" hAnsi="楷体" eastAsia="楷体"/>
+          <b/>
+          <sz val="28"/>
+        </rPr>
+        <t>：</t>
+      </r>
+    </p>
+    <p ns2:paraId="370BD6E7">
+      <pPr>
+        <spacing line="360" lineRule="auto"/>
+        <ind left="80" leftChars="38" firstLine="610" firstLineChars="218"/>
+        <rPr>
+          <rFonts hint="eastAsia" ascii="楷体" hAnsi="楷体" eastAsia="楷体"/>
+          <sz val="28"/>
+        </rPr>
+      </pPr>
+    </p>
+    <p ns2:paraId="0D04018F">
+      <pPr>
+        <spacing line="360" lineRule="auto"/>
+        <ind left="279" leftChars="133" firstLine="560" firstLineChars="200"/>
+        <rPr>
+          <rFonts hint="eastAsia" ascii="楷体" hAnsi="楷体" eastAsia="楷体"/>
+          <sz val="28"/>
+          <szCs val="28"/>
+          <u val="single"/>
+        </rPr>
+      </pPr>
+      <r>
+        <rPr>
+          <rFonts hint="eastAsia" ascii="楷体" hAnsi="楷体" eastAsia="楷体"/>
+          <sz val="28"/>
+          <szCs val="28"/>
+        </rPr>
+        <t>你院受理的</t>
+      </r>
+      <r>
+        <rPr>
+          <rFonts hint="eastAsia" ascii="楷体" hAnsi="楷体" eastAsia="楷体"/>
+          <sz val="28"/>
+          <szCs val="28"/>
+          <u val="single"/>
+          <lang val="en-US" eastAsia="zh-CN"/>
+        </rPr>
+        <t xml:space="preserve"> 【我方当事人（可多个）】 </t>
+      </r>
+      <r>
+        <rPr>
+          <rFonts hint="eastAsia" ascii="楷体" hAnsi="楷体" eastAsia="楷体"/>
+          <sz val="28"/>
+          <szCs val="28"/>
+        </rPr>
+        <t>与</t>
+      </r>
+      <r>
+        <rPr>
+          <rFonts hint="eastAsia" ascii="楷体" hAnsi="楷体" eastAsia="楷体"/>
+          <sz val="28"/>
+          <szCs val="28"/>
+          <u val="single"/>
+          <lang val="en-US" eastAsia="zh-CN"/>
+        </rPr>
+        <t xml:space="preserve"> 【对象1】【对象2（如有）】 </t>
+      </r>
+      <r>
+        <rPr>
+          <rFonts hint="eastAsia" ascii="楷体" hAnsi="楷体" eastAsia="楷体"/>
+          <sz val="28"/>
+          <szCs val="28"/>
+        </rPr>
+        <t>关于</t>
+      </r>
+      <r>
+        <rPr>
+          <rFonts hint="eastAsia" ascii="楷体" hAnsi="楷体" eastAsia="楷体"/>
+          <sz val="28"/>
+          <szCs val="28"/>
+          <u val="single"/>
+          <lang val="en-US" eastAsia="zh-CN"/>
+        </rPr>
+        <t xml:space="preserve"> 【案由】 </t>
+      </r>
+      <r>
+        <rPr>
+          <rFonts hint="eastAsia" ascii="楷体" hAnsi="楷体" eastAsia="楷体" cs="宋体"/>
+          <kern val="0"/>
+          <sz val="28"/>
+          <szCs val="28"/>
+        </rPr>
+        <t>一案</t>
+      </r>
+      <r>
+        <rPr>
+          <rFonts hint="eastAsia" ascii="楷体" hAnsi="楷体" eastAsia="楷体" cs="宋体"/>
+          <kern val="0"/>
+          <sz val="28"/>
+          <szCs val="28"/>
+          <lang eastAsia="zh-CN"/>
+        </rPr>
+        <t>（</t>
+      </r>
+      <r>
+        <rPr>
+          <rFonts hint="eastAsia" ascii="楷体" hAnsi="楷体" eastAsia="楷体" cs="宋体"/>
+          <kern val="0"/>
+          <sz val="28"/>
+          <szCs val="28"/>
+          <lang val="en-US" eastAsia="zh-CN"/>
+        </rPr>
+        <t xml:space="preserve"> 【委托阶段：如民事一审、民事二审、申请再审、申请强制执行、特别程序】 </t>
+      </r>
+      <r>
+        <rPr>
+          <rFonts hint="eastAsia" ascii="楷体" hAnsi="楷体" eastAsia="楷体" cs="宋体"/>
+          <kern val="0"/>
+          <sz val="28"/>
+          <szCs val="28"/>
+          <lang eastAsia="zh-CN"/>
+        </rPr>
+        <t>）</t>
+      </r>
+      <r>
+        <rPr>
+          <rFonts hint="eastAsia" ascii="楷体" hAnsi="楷体" eastAsia="楷体"/>
+          <sz val="28"/>
+          <szCs val="28"/>
+        </rPr>
+        <t>，现</t>
+      </r>
+      <r>
+        <rPr>
+          <rFonts hint="eastAsia" ascii="楷体" hAnsi="楷体" eastAsia="楷体"/>
+          <sz val="28"/>
+          <szCs val="28"/>
+          <u val="single"/>
+        </rPr>
+        <t xml:space="preserve"> </t>
+      </r>
+      <r>
+        <rPr>
+          <rFonts hint="eastAsia" ascii="楷体" hAnsi="楷体" eastAsia="楷体"/>
+          <sz val="28"/>
+          <szCs val="28"/>
+          <u val="single"/>
+          <lang val="en-US" eastAsia="zh-CN"/>
+        </rPr>
+        <t>【我方当事人（可多个）】</t>
+      </r>
+      <r>
+        <rPr>
+          <rFonts hint="eastAsia" ascii="楷体" hAnsi="楷体" eastAsia="楷体"/>
+          <sz val="28"/>
+          <szCs val="28"/>
+          <u val="single"/>
+        </rPr>
+        <t xml:space="preserve"> </t>
+      </r>
+      <r>
+        <rPr>
+          <rFonts hint="eastAsia" ascii="楷体" hAnsi="楷体" eastAsia="楷体"/>
+          <sz val="28"/>
+          <szCs val="28"/>
+        </rPr>
+        <t>已委托本所</t>
+      </r>
+      <r>
+        <rPr>
+          <rFonts hint="eastAsia" ascii="楷体" hAnsi="楷体" eastAsia="楷体"/>
+          <sz val="28"/>
+          <szCs val="28"/>
+          <u val="single"/>
+          <lang val="en-US" eastAsia="zh-CN"/>
+        </rPr>
+        <t xml:space="preserve">       杜重阳 </t>
+      </r>
+      <r>
+        <rPr>
+          <rFonts hint="eastAsia" ascii="楷体" hAnsi="楷体" eastAsia="楷体"/>
+          <sz val="28"/>
+          <szCs val="28"/>
+          <lang val="en-US" eastAsia="zh-CN"/>
+        </rPr>
+        <t>律师为</t>
+      </r>
+      <r>
+        <rPr>
+          <rFonts hint="eastAsia" ascii="楷体" hAnsi="楷体" eastAsia="楷体"/>
+          <sz val="28"/>
+          <szCs val="28"/>
+        </rPr>
+        <t>其代理人。</t>
+      </r>
+    </p>
+    <p ns2:paraId="65DA11B5">
+      <pPr>
+        <spacing line="360" lineRule="auto"/>
+        <ind firstLine="555"/>
+        <rPr>
+          <rFonts hint="eastAsia" ascii="楷体" hAnsi="楷体" eastAsia="楷体"/>
+          <sz val="28"/>
+        </rPr>
+      </pPr>
+      <r>
+        <rPr>
+          <rFonts hint="eastAsia" ascii="楷体" hAnsi="楷体" eastAsia="楷体"/>
+          <sz val="28"/>
+        </rPr>
+        <t>特此函告。</t>
+      </r>
+    </p>
+    <p ns2:paraId="6C7F48FA">
+      <pPr>
+        <spacing line="700" lineRule="exact"/>
+        <rPr>
+          <rFonts hint="eastAsia" ascii="楷体" hAnsi="楷体" eastAsia="楷体"/>
+          <sz val="28"/>
+        </rPr>
+      </pPr>
+      <r>
+        <rPr>
+          <rFonts hint="eastAsia" ascii="楷体" hAnsi="楷体" eastAsia="楷体"/>
+          <sz val="28"/>
+        </rPr>
+        <t xml:space="preserve">    此致</t>
+      </r>
+    </p>
+    <p ns2:paraId="28EA8278">
+      <pPr>
+        <spacing line="600" lineRule="exact"/>
+        <ind firstLine="560" firstLineChars="200"/>
+        <rPr>
+          <rFonts hint="eastAsia" ascii="楷体" hAnsi="楷体" eastAsia="楷体"/>
+          <sz val="28"/>
+        </rPr>
+      </pPr>
+      <r>
+        <rPr>
+          <rFonts hint="eastAsia" ascii="楷体" hAnsi="楷体" eastAsia="楷体"/>
+          <sz val="28"/>
+        </rPr>
+        <t>敬礼！</t>
+      </r>
+    </p>
+    <p ns2:paraId="5144DD79">
+      <pPr>
+        <rPr>
+          <rFonts hint="eastAsia" ascii="楷体" hAnsi="楷体" eastAsia="楷体"/>
+        </rPr>
+      </pPr>
+    </p>
+    <p ns2:paraId="2883B837">
+      <pPr>
+        <spacing line="440" lineRule="exact"/>
+        <jc val="right"/>
+        <rPr>
+          <rFonts hint="eastAsia" ascii="楷体" hAnsi="楷体" eastAsia="楷体"/>
+          <spacing val="20"/>
+          <sz val="24"/>
+        </rPr>
+      </pPr>
+      <r>
+        <rPr>
+          <rFonts hint="eastAsia" ascii="楷体" hAnsi="楷体" eastAsia="楷体"/>
+          <b/>
+          <spacing val="20"/>
+          <sz val="28"/>
+        </rPr>
+        <t>上海</t>
+      </r>
+      <r>
+        <rPr>
+          <rFonts hint="eastAsia" ascii="楷体" hAnsi="楷体" eastAsia="楷体"/>
+          <b/>
+          <spacing val="20"/>
+          <sz val="28"/>
+          <lang val="en-US" eastAsia="zh-CN"/>
+        </rPr>
+        <t>申</t>
+      </r>
+      <r>
+        <rPr>
+          <rFonts hint="eastAsia" ascii="楷体" hAnsi="楷体" eastAsia="楷体"/>
+          <b/>
+          <spacing val="20"/>
+          <sz val="28"/>
+          <lang val="en-US" eastAsia="zh-CN"/>
+        </rPr>
+        <t>沪</t>
+      </r>
+      <r>
+        <rPr>
+          <rFonts hint="eastAsia" ascii="楷体" hAnsi="楷体" eastAsia="楷体"/>
+          <b/>
+          <spacing val="20"/>
+          <sz val="28"/>
+        </rPr>
+        <t>律师事务所</t>
+      </r>
+      <r>
+        <rPr>
+          <rFonts hint="eastAsia" ascii="楷体" hAnsi="楷体" eastAsia="楷体"/>
+          <spacing val="20"/>
+          <szCs val="21"/>
+        </rPr>
+        <t>（章）</t>
+      </r>
+    </p>
+    <p ns2:paraId="1ED40F42">
+      <pPr>
+        <spacing line="440" lineRule="exact"/>
+        <ind left="6160" hanging="6160" hangingChars="2200"/>
+        <rPr>
+          <rFonts hint="eastAsia" ascii="楷体" hAnsi="楷体" eastAsia="楷体"/>
+          <sz val="28"/>
+        </rPr>
+      </pPr>
+      <r>
+        <rPr>
+          <rFonts hint="eastAsia" ascii="楷体" hAnsi="楷体" eastAsia="楷体"/>
+          <sz val="28"/>
+        </rPr>
+        <t xml:space="preserve">                                                         </t>
+      </r>
+    </p>
+    <p ns2:paraId="507B94B7">
+      <pPr>
+        <wordWrap val="0"/>
+        <spacing line="700" lineRule="exact"/>
+        <jc val="right"/>
+        <rPr>
+          <rFonts hint="eastAsia" ascii="楷体" hAnsi="楷体" eastAsia="楷体"/>
+          <sz val="28"/>
+        </rPr>
+      </pPr>
+      <r>
+        <rPr>
+          <rFonts hint="eastAsia" ascii="楷体" hAnsi="楷体" eastAsia="楷体"/>
+          <sz val="28"/>
+          <lang val="en-US" eastAsia="zh-CN"/>
+        </rPr>
+        <t xml:space="preserve"> </t>
+      </r>
+      <r>
+        <rPr>
+          <rFonts hint="eastAsia" ascii="楷体" hAnsi="楷体" eastAsia="楷体"/>
+          <sz val="28"/>
+        </rPr>
+        <t>年</t>
+      </r>
+      <r>
+        <rPr>
+          <rFonts hint="eastAsia" ascii="楷体" hAnsi="楷体" eastAsia="楷体"/>
+          <sz val="28"/>
+          <lang val="en-US" eastAsia="zh-CN"/>
+        </rPr>
+        <t xml:space="preserve">  </t>
+      </r>
+      <r>
+        <rPr>
+          <rFonts hint="eastAsia" ascii="楷体" hAnsi="楷体" eastAsia="楷体"/>
+          <sz val="28"/>
+        </rPr>
+        <t>月</t>
+      </r>
+      <r>
+        <rPr>
+          <rFonts hint="eastAsia" ascii="楷体" hAnsi="楷体" eastAsia="楷体"/>
+          <sz val="28"/>
+          <lang val="en-US" eastAsia="zh-CN"/>
+        </rPr>
+        <t xml:space="preserve">  </t>
+      </r>
+      <bookmarkStart id="0" name="_GoBack"/>
+      <bookmarkEnd id="0"/>
+      <r>
+        <rPr>
+          <rFonts hint="eastAsia" ascii="楷体" hAnsi="楷体" eastAsia="楷体"/>
+          <sz val="28"/>
+        </rPr>
+        <t xml:space="preserve">日 </t>
+      </r>
+    </p>
+    <p ns2:paraId="5EE19A3D">
+      <pPr>
+        <ind firstLine="560" firstLineChars="200"/>
+        <rPr>
+          <rFonts hint="default" ascii="楷体" hAnsi="楷体" eastAsia="楷体"/>
+          <sz val="28"/>
+          <lang val="en-US" eastAsia="zh-CN"/>
+        </rPr>
+      </pPr>
+    </p>
+    <sectPr>
+      <headerReference ns3:id="rId5" type="first"/>
+      <footerReference ns3:id="rId8" type="first"/>
+      <headerReference ns3:id="rId3" type="default"/>
+      <footerReference ns3:id="rId6" type="default"/>
+      <headerReference ns3:id="rId4" type="even"/>
+      <footerReference ns3:id="rId7" type="even"/>
+      <pgSz w="11906" h="16838"/>
+      <pgMar top="1440" right="1800" bottom="1440" left="1800" header="851" footer="992" gutter="0"/>
+      <cols space="720" num="1"/>
+      <docGrid type="lines" linePitch="312" charSpace="0"/>
+    </sectPr>
+  </body>
+</document>
 </file>
 
 <file path=word/footer1.xml><?xml version="1.0" encoding="utf-8"?>
